--- a/docs/계약서/PTP_Contractor_Agreement_Guide_BRIKKA_261005.docx
+++ b/docs/계약서/PTP_Contractor_Agreement_Guide_BRIKKA_261005.docx
@@ -1129,7 +1129,44 @@
           <w:sz w:val="21"/>
           <w:szCs w:val="21"/>
         </w:rPr>
-        <w:t xml:space="preserve">the BRIKKA functional specification v1.1 and the mock-up (Exhibit A).</w:t>
+        <w:t xml:space="preserve">the BRIKKA functional specification v1.2 and the mock-up (Exhibit A).</w:t>
+      </w:r>
+    </w:p>
+    <w:p>
+      <w:pPr>
+        <w:pStyle w:val="ListParagraph"/>
+        <w:numPr>
+          <w:ilvl w:val="0"/>
+          <w:numId w:val="3"/>
+        </w:numPr>
+        <w:spacing w:after="70" w:line="288"/>
+      </w:pPr>
+      <w:r>
+        <w:rPr>
+          <w:rFonts w:ascii="Arial" w:eastAsia="Apple SD Gothic Neo" w:hAnsi="Arial"/>
+          <w:b/>
+          <w:bCs/>
+          <w:sz w:val="21"/>
+          <w:szCs w:val="21"/>
+        </w:rPr>
+        <w:t xml:space="preserve">Pre-existing materials: </w:t>
+      </w:r>
+      <w:r>
+        <w:rPr>
+          <w:rFonts w:ascii="Arial" w:eastAsia="Apple SD Gothic Neo" w:hAnsi="Arial"/>
+          <w:sz w:val="21"/>
+          <w:szCs w:val="21"/>
+        </w:rPr>
+        <w:t xml:space="preserve">list any code you wrote before this project and plan to use, in Exhibit C. If there is none, write “None”.</w:t>
+      </w:r>
+      <w:r>
+        <w:rPr>
+          <w:rFonts w:ascii="Arial" w:eastAsia="Apple SD Gothic Neo" w:hAnsi="Arial"/>
+          <w:color w:val="888888"/>
+          <w:sz w:val="18"/>
+          <w:szCs w:val="18"/>
+        </w:rPr>
+        <w:t xml:space="preserve">  (6.4, Exhibit C)</w:t>
       </w:r>
     </w:p>
     <w:p>
@@ -2060,7 +2097,7 @@
           <w:sz w:val="21"/>
           <w:szCs w:val="21"/>
         </w:rPr>
-        <w:t xml:space="preserve">tell PTP before using it. You keep ownership; PTP gets the right to use it as part of the project.</w:t>
+        <w:t xml:space="preserve">list it in Exhibit C or tell PTP before using it. You keep ownership; PTP gets the right to use it as part of the project.</w:t>
       </w:r>
       <w:r>
         <w:rPr>

--- a/docs/계약서/PTP_Contractor_Agreement_Guide_BRIKKA_261005.docx
+++ b/docs/계약서/PTP_Contractor_Agreement_Guide_BRIKKA_261005.docx
@@ -1129,7 +1129,7 @@
           <w:sz w:val="21"/>
           <w:szCs w:val="21"/>
         </w:rPr>
-        <w:t xml:space="preserve">the BRIKKA functional specification v1.2 and the mock-up (Exhibit A).</w:t>
+        <w:t xml:space="preserve">the BRIKKA functional specification v1.5 and the mock-up (Exhibit A).</w:t>
       </w:r>
     </w:p>
     <w:p>
